--- a/docs/Tech docs/03_Solution_Design.docx
+++ b/docs/Tech docs/03_Solution_Design.docx
@@ -25,7 +25,7 @@
           <w:color w:val="707070"/>
           <w:sz w:val="22"/>
         </w:rPr>
-        <w:t>Deliverable 03 — Solution Design  ·  v0.3.0  ·  2026-05-16  ·  Glimmora — sanjay@glimmora.ai</w:t>
+        <w:t>Deliverable 03 — Solution Design  ·  v0.5.0  ·  2026-05-17  ·  Glimmora — sanjay@glimmora.ai</w:t>
       </w:r>
     </w:p>
     <w:p>
@@ -62,7 +62,7 @@
         <w:rPr>
           <w:sz w:val="22"/>
         </w:rPr>
-        <w:t>Calm by default — no notifications, no streak shaming, no engagement loops.</w:t>
+        <w:t>Calm by default — no notifications nags, no streak shaming, no engagement loops.</w:t>
       </w:r>
     </w:p>
     <w:p>
@@ -73,7 +73,7 @@
         <w:rPr>
           <w:sz w:val="22"/>
         </w:rPr>
-        <w:t>Listen first — companion replies in 2-5 sentences, never lectures, surfaces a single question instead of advice.</w:t>
+        <w:t>Listen first — Companion replies in 2-5 sentences, never lectures.</w:t>
       </w:r>
     </w:p>
     <w:p>
@@ -84,18 +84,7 @@
         <w:rPr>
           <w:sz w:val="22"/>
         </w:rPr>
-        <w:t>User owns their data — full JSON export + permanent self-delete.</w:t>
-      </w:r>
-    </w:p>
-    <w:p>
-      <w:pPr>
-        <w:pStyle w:val="ListBullet"/>
-      </w:pPr>
-      <w:r>
-        <w:rPr>
-          <w:sz w:val="22"/>
-        </w:rPr>
-        <w:t>Roles add power, tiers add depth — admin &gt; creator &gt; member; premium &gt; free. The two are independent.</w:t>
+        <w:t>Roles add power, tiers add depth — superadmin &gt; moderator &gt; creator &gt; customer; standard or premium tier.</w:t>
       </w:r>
     </w:p>
     <w:p>
@@ -117,7 +106,18 @@
         <w:rPr>
           <w:sz w:val="22"/>
         </w:rPr>
-        <w:t>One repo, one deploy — Next.js (web) + FastAPI (api) share one Git repo, one DigitalOcean App Platform spec, one JWT secret.</w:t>
+        <w:t>One repo, one deploy — Next.js (web) + FastAPI (api) share one Git repo and one Postgres database.</w:t>
+      </w:r>
+    </w:p>
+    <w:p>
+      <w:pPr>
+        <w:pStyle w:val="ListBullet"/>
+      </w:pPr>
+      <w:r>
+        <w:rPr>
+          <w:sz w:val="22"/>
+        </w:rPr>
+        <w:t>Operational trust — moderation, subscriptions, and account lifecycle are first-class admin surfaces, not afterthoughts.</w:t>
       </w:r>
     </w:p>
     <w:p>
@@ -150,6 +150,8 @@
         <w:br/>
         <w:t xml:space="preserve">                 │  Next.js 15 App Router · React 19 · Tailwind        │</w:t>
         <w:br/>
+        <w:t xml:space="preserve">                 │  (+ floating &lt;SupportBot/&gt; on every page)           │</w:t>
+        <w:br/>
         <w:t xml:space="preserve">                 └──────────────┬──────────────────────────────────────┘</w:t>
         <w:br/>
         <w:t xml:space="preserve">                                │  RSC + server actions</w:t>
@@ -162,9 +164,11 @@
         <w:br/>
         <w:t xml:space="preserve">                 │   the user's JWT cookie attached as Bearer)         │</w:t>
         <w:br/>
-        <w:t xml:space="preserve">                 │   /api/auth/logout  (clears cookie)                 │</w:t>
+        <w:t xml:space="preserve">                 │   /api/auth/logout       (clears cookie)            │</w:t>
         <w:br/>
-        <w:t xml:space="preserve">                 │   middleware.ts  (auth + onboarding redirect)       │</w:t>
+        <w:t xml:space="preserve">                 │   /api/auth/session      (sets cookie from token)   │</w:t>
+        <w:br/>
+        <w:t xml:space="preserve">                 │   middleware.ts          (auth + path forwarding)   │</w:t>
         <w:br/>
         <w:t xml:space="preserve">                 └──────────────┬──────────────────────────────────────┘</w:t>
         <w:br/>
@@ -174,13 +178,15 @@
         <w:br/>
         <w:t xml:space="preserve">                 │              FastAPI service                        │</w:t>
         <w:br/>
-        <w:t xml:space="preserve">                 │   routers: auth · users · dashboard · content · ai  │</w:t>
+        <w:t xml:space="preserve">                 │  routers: auth · users · dashboard · content · ai · │</w:t>
         <w:br/>
-        <w:t xml:space="preserve">                 │            reflection · community · creator ·       │</w:t>
+        <w:t xml:space="preserve">                 │           reflection · skg · notifications ·        │</w:t>
         <w:br/>
-        <w:t xml:space="preserve">                 │            billing · admin                          │</w:t>
+        <w:t xml:space="preserve">                 │           applications · admin · support            │</w:t>
         <w:br/>
-        <w:t xml:space="preserve">                 │   ai/companion.py  (OpenAI-compat + heuristic)      │</w:t>
+        <w:t xml:space="preserve">                 │  ai/companion.py  (OpenAI gpt-4o-mini + fallback)   │</w:t>
+        <w:br/>
+        <w:t xml:space="preserve">                 │  routers/support.py (Glimmora Guide chatbot)        │</w:t>
         <w:br/>
         <w:t xml:space="preserve">                 └──────────────┬──────────────────────────────────────┘</w:t>
         <w:br/>
@@ -192,13 +198,15 @@
         <w:br/>
         <w:t xml:space="preserve">      ┌────────────┐    ┌────────────────┐     ┌────────────────┐</w:t>
         <w:br/>
-        <w:t xml:space="preserve">      │  Postgres  │    │  Object store  │     │   OpenAI API   │</w:t>
+        <w:t xml:space="preserve">      │  Postgres  │    │  Static assets │     │   OpenAI API   │</w:t>
         <w:br/>
-        <w:t xml:space="preserve">      │ (or SQLite │    │  (HLS, posters,│     │ (optional —    │</w:t>
+        <w:t xml:space="preserve">      │ (Neon / DO │    │  (logo.png,    │     │  (Companion +  │</w:t>
         <w:br/>
-        <w:t xml:space="preserve">      │  in dev)   │    │  exports)      │     │  graceful FB)  │</w:t>
+        <w:t xml:space="preserve">      │  managed)  │    │  uploads/)     │     │  noticings +   │</w:t>
         <w:br/>
-        <w:t xml:space="preserve">      └────────────┘    └────────────────┘     └────────────────┘</w:t>
+        <w:t xml:space="preserve">      └────────────┘    └────────────────┘     │  support bot)  │</w:t>
+        <w:br/>
+        <w:t xml:space="preserve">                                               └────────────────┘</w:t>
       </w:r>
     </w:p>
     <w:p>
@@ -292,7 +300,7 @@
               <w:rPr>
                 <w:sz w:val="20"/>
               </w:rPr>
-              <w:t>Identity + profile + tier</w:t>
+              <w:t>Identity + role + profile</w:t>
             </w:r>
           </w:p>
         </w:tc>
@@ -305,7 +313,48 @@
               <w:rPr>
                 <w:sz w:val="20"/>
               </w:rPr>
-              <w:t>id, username, email, role, subscriptionTier, preferences</w:t>
+              <w:t>id, username, email, role (customer/creator/moderator/superadmin), is_active</w:t>
+            </w:r>
+          </w:p>
+        </w:tc>
+      </w:tr>
+      <w:tr>
+        <w:tc>
+          <w:tcPr>
+            <w:tcW w:type="dxa" w:w="3312"/>
+          </w:tcPr>
+          <w:p>
+            <w:r>
+              <w:rPr>
+                <w:sz w:val="20"/>
+              </w:rPr>
+              <w:t>Subscription</w:t>
+            </w:r>
+          </w:p>
+        </w:tc>
+        <w:tc>
+          <w:tcPr>
+            <w:tcW w:type="dxa" w:w="3312"/>
+          </w:tcPr>
+          <w:p>
+            <w:r>
+              <w:rPr>
+                <w:sz w:val="20"/>
+              </w:rPr>
+              <w:t>Admin-granted tier validity</w:t>
+            </w:r>
+          </w:p>
+        </w:tc>
+        <w:tc>
+          <w:tcPr>
+            <w:tcW w:type="dxa" w:w="3312"/>
+          </w:tcPr>
+          <w:p>
+            <w:r>
+              <w:rPr>
+                <w:sz w:val="20"/>
+              </w:rPr>
+              <w:t>user_id, tier (standard/premium), start_date, end_date, note, created_by</w:t>
             </w:r>
           </w:p>
         </w:tc>
@@ -346,7 +395,7 @@
               <w:rPr>
                 <w:sz w:val="20"/>
               </w:rPr>
-              <w:t>id, slug, title, category, tier, published, creatorId, tags</w:t>
+              <w:t>id, slug, title, category, tier, published, creator_id, tags</w:t>
             </w:r>
           </w:p>
         </w:tc>
@@ -387,7 +436,7 @@
               <w:rPr>
                 <w:sz w:val="20"/>
               </w:rPr>
-              <w:t>id, seriesId, slug, videoUrl, durationSeconds, tier, reflectionPrompt</w:t>
+              <w:t>id, series_id, slug, video_url, duration_seconds, tier, reflection_prompt</w:t>
             </w:r>
           </w:p>
         </w:tc>
@@ -428,7 +477,7 @@
               <w:rPr>
                 <w:sz w:val="20"/>
               </w:rPr>
-              <w:t>userId, episodeId, positionSeconds, completed</w:t>
+              <w:t>user_id, episode_id, position_seconds, completed</w:t>
             </w:r>
           </w:p>
         </w:tc>
@@ -469,7 +518,7 @@
               <w:rPr>
                 <w:sz w:val="20"/>
               </w:rPr>
-              <w:t>id, userId, title, updatedAt</w:t>
+              <w:t>id, user_id, title</w:t>
             </w:r>
           </w:p>
         </w:tc>
@@ -510,7 +559,7 @@
               <w:rPr>
                 <w:sz w:val="20"/>
               </w:rPr>
-              <w:t>id, conversationId, role, content, emotion</w:t>
+              <w:t>id, conversation_id, role, content, emotion</w:t>
             </w:r>
           </w:p>
         </w:tc>
@@ -551,89 +600,7 @@
               <w:rPr>
                 <w:sz w:val="20"/>
               </w:rPr>
-              <w:t>id, userId, content, mood, intensity, tags, episodeId, insights</w:t>
-            </w:r>
-          </w:p>
-        </w:tc>
-      </w:tr>
-      <w:tr>
-        <w:tc>
-          <w:tcPr>
-            <w:tcW w:type="dxa" w:w="3312"/>
-          </w:tcPr>
-          <w:p>
-            <w:r>
-              <w:rPr>
-                <w:sz w:val="20"/>
-              </w:rPr>
-              <w:t>Circle</w:t>
-            </w:r>
-          </w:p>
-        </w:tc>
-        <w:tc>
-          <w:tcPr>
-            <w:tcW w:type="dxa" w:w="3312"/>
-          </w:tcPr>
-          <w:p>
-            <w:r>
-              <w:rPr>
-                <w:sz w:val="20"/>
-              </w:rPr>
-              <w:t>Community space</w:t>
-            </w:r>
-          </w:p>
-        </w:tc>
-        <w:tc>
-          <w:tcPr>
-            <w:tcW w:type="dxa" w:w="3312"/>
-          </w:tcPr>
-          <w:p>
-            <w:r>
-              <w:rPr>
-                <w:sz w:val="20"/>
-              </w:rPr>
-              <w:t>id, slug, name, theme</w:t>
-            </w:r>
-          </w:p>
-        </w:tc>
-      </w:tr>
-      <w:tr>
-        <w:tc>
-          <w:tcPr>
-            <w:tcW w:type="dxa" w:w="3312"/>
-          </w:tcPr>
-          <w:p>
-            <w:r>
-              <w:rPr>
-                <w:sz w:val="20"/>
-              </w:rPr>
-              <w:t>CirclePost</w:t>
-            </w:r>
-          </w:p>
-        </w:tc>
-        <w:tc>
-          <w:tcPr>
-            <w:tcW w:type="dxa" w:w="3312"/>
-          </w:tcPr>
-          <w:p>
-            <w:r>
-              <w:rPr>
-                <w:sz w:val="20"/>
-              </w:rPr>
-              <w:t>Anonymous post</w:t>
-            </w:r>
-          </w:p>
-        </w:tc>
-        <w:tc>
-          <w:tcPr>
-            <w:tcW w:type="dxa" w:w="3312"/>
-          </w:tcPr>
-          <w:p>
-            <w:r>
-              <w:rPr>
-                <w:sz w:val="20"/>
-              </w:rPr>
-              <w:t>id, circleId, userId, anonymousHandle, body, flagged</w:t>
+              <w:t>id, user_id, content, mood, intensity, tags, episode_id, insights</w:t>
             </w:r>
           </w:p>
         </w:tc>
@@ -661,7 +628,7 @@
               <w:rPr>
                 <w:sz w:val="20"/>
               </w:rPr>
-              <w:t>Member→Creator request</w:t>
+              <w:t>Public apply submission</w:t>
             </w:r>
           </w:p>
         </w:tc>
@@ -674,7 +641,7 @@
               <w:rPr>
                 <w:sz w:val="20"/>
               </w:rPr>
-              <w:t>id, userId, pitch, sampleUrl, status</w:t>
+              <w:t>id, user_id, full_name, email, pitch, links[], attachments[], status, decided_by, decision_note</w:t>
             </w:r>
           </w:p>
         </w:tc>
@@ -689,7 +656,7 @@
               <w:rPr>
                 <w:sz w:val="20"/>
               </w:rPr>
-              <w:t>PasswordReset</w:t>
+              <w:t>Notification</w:t>
             </w:r>
           </w:p>
         </w:tc>
@@ -702,7 +669,7 @@
               <w:rPr>
                 <w:sz w:val="20"/>
               </w:rPr>
-              <w:t>Reset token store</w:t>
+              <w:t>In-app bell feed</w:t>
             </w:r>
           </w:p>
         </w:tc>
@@ -715,7 +682,106 @@
               <w:rPr>
                 <w:sz w:val="20"/>
               </w:rPr>
-              <w:t>id, userId, tokenHash, expiresAt, usedAt</w:t>
+              <w:t>id, user_id, kind, title, body, link, read_at</w:t>
+            </w:r>
+          </w:p>
+        </w:tc>
+      </w:tr>
+    </w:tbl>
+    <w:p>
+      <w:pPr>
+        <w:spacing w:before="200" w:after="40"/>
+      </w:pPr>
+      <w:r>
+        <w:rPr>
+          <w:b/>
+          <w:color w:val="AD6B2D"/>
+          <w:sz w:val="28"/>
+        </w:rPr>
+        <w:t>Roles &amp; permissions matrix</w:t>
+      </w:r>
+    </w:p>
+    <w:tbl>
+      <w:tblPr>
+        <w:tblStyle w:val="LightGrid-Accent1"/>
+        <w:tblW w:type="auto" w:w="0"/>
+        <w:tblLook w:firstColumn="1" w:firstRow="1" w:lastColumn="0" w:lastRow="0" w:noHBand="0" w:noVBand="1" w:val="04A0"/>
+      </w:tblPr>
+      <w:tblGrid>
+        <w:gridCol w:w="1987"/>
+        <w:gridCol w:w="1987"/>
+        <w:gridCol w:w="1987"/>
+        <w:gridCol w:w="1987"/>
+        <w:gridCol w:w="1987"/>
+      </w:tblGrid>
+      <w:tr>
+        <w:tc>
+          <w:tcPr>
+            <w:tcW w:type="dxa" w:w="1987"/>
+          </w:tcPr>
+          <w:p>
+            <w:r>
+              <w:rPr>
+                <w:b/>
+                <w:sz w:val="20"/>
+              </w:rPr>
+              <w:t>Capability</w:t>
+            </w:r>
+          </w:p>
+        </w:tc>
+        <w:tc>
+          <w:tcPr>
+            <w:tcW w:type="dxa" w:w="1987"/>
+          </w:tcPr>
+          <w:p>
+            <w:r>
+              <w:rPr>
+                <w:b/>
+                <w:sz w:val="20"/>
+              </w:rPr>
+              <w:t>Customer</w:t>
+            </w:r>
+          </w:p>
+        </w:tc>
+        <w:tc>
+          <w:tcPr>
+            <w:tcW w:type="dxa" w:w="1987"/>
+          </w:tcPr>
+          <w:p>
+            <w:r>
+              <w:rPr>
+                <w:b/>
+                <w:sz w:val="20"/>
+              </w:rPr>
+              <w:t>Creator</w:t>
+            </w:r>
+          </w:p>
+        </w:tc>
+        <w:tc>
+          <w:tcPr>
+            <w:tcW w:type="dxa" w:w="1987"/>
+          </w:tcPr>
+          <w:p>
+            <w:r>
+              <w:rPr>
+                <w:b/>
+                <w:sz w:val="20"/>
+              </w:rPr>
+              <w:t>Moderator</w:t>
+            </w:r>
+          </w:p>
+        </w:tc>
+        <w:tc>
+          <w:tcPr>
+            <w:tcW w:type="dxa" w:w="1987"/>
+          </w:tcPr>
+          <w:p>
+            <w:r>
+              <w:rPr>
+                <w:b/>
+                <w:sz w:val="20"/>
+              </w:rPr>
+              <w:t>Superadmin</w:t>
             </w:r>
           </w:p>
         </w:tc>
@@ -723,45 +789,631 @@
       <w:tr>
         <w:tc>
           <w:tcPr>
-            <w:tcW w:type="dxa" w:w="3312"/>
+            <w:tcW w:type="dxa" w:w="1987"/>
           </w:tcPr>
           <w:p>
             <w:r>
               <w:rPr>
                 <w:sz w:val="20"/>
               </w:rPr>
-              <w:t>AuditLog</w:t>
+              <w:t>Sign up / sign in / edit own profile</w:t>
             </w:r>
           </w:p>
         </w:tc>
         <w:tc>
           <w:tcPr>
-            <w:tcW w:type="dxa" w:w="3312"/>
+            <w:tcW w:type="dxa" w:w="1987"/>
           </w:tcPr>
           <w:p>
             <w:r>
               <w:rPr>
                 <w:sz w:val="20"/>
               </w:rPr>
-              <w:t>Moderation + security trail</w:t>
+              <w:t>✓</w:t>
             </w:r>
           </w:p>
         </w:tc>
         <w:tc>
           <w:tcPr>
-            <w:tcW w:type="dxa" w:w="3312"/>
+            <w:tcW w:type="dxa" w:w="1987"/>
           </w:tcPr>
           <w:p>
             <w:r>
               <w:rPr>
                 <w:sz w:val="20"/>
               </w:rPr>
-              <w:t>id, actorId, action, target, meta</w:t>
+              <w:t>✓</w:t>
+            </w:r>
+          </w:p>
+        </w:tc>
+        <w:tc>
+          <w:tcPr>
+            <w:tcW w:type="dxa" w:w="1987"/>
+          </w:tcPr>
+          <w:p>
+            <w:r>
+              <w:rPr>
+                <w:sz w:val="20"/>
+              </w:rPr>
+              <w:t>✓</w:t>
+            </w:r>
+          </w:p>
+        </w:tc>
+        <w:tc>
+          <w:tcPr>
+            <w:tcW w:type="dxa" w:w="1987"/>
+          </w:tcPr>
+          <w:p>
+            <w:r>
+              <w:rPr>
+                <w:sz w:val="20"/>
+              </w:rPr>
+              <w:t>✓</w:t>
+            </w:r>
+          </w:p>
+        </w:tc>
+      </w:tr>
+      <w:tr>
+        <w:tc>
+          <w:tcPr>
+            <w:tcW w:type="dxa" w:w="1987"/>
+          </w:tcPr>
+          <w:p>
+            <w:r>
+              <w:rPr>
+                <w:sz w:val="20"/>
+              </w:rPr>
+              <w:t>Use Companion / Journal / Stories</w:t>
+            </w:r>
+          </w:p>
+        </w:tc>
+        <w:tc>
+          <w:tcPr>
+            <w:tcW w:type="dxa" w:w="1987"/>
+          </w:tcPr>
+          <w:p>
+            <w:r>
+              <w:rPr>
+                <w:sz w:val="20"/>
+              </w:rPr>
+              <w:t>✓</w:t>
+            </w:r>
+          </w:p>
+        </w:tc>
+        <w:tc>
+          <w:tcPr>
+            <w:tcW w:type="dxa" w:w="1987"/>
+          </w:tcPr>
+          <w:p>
+            <w:r>
+              <w:rPr>
+                <w:sz w:val="20"/>
+              </w:rPr>
+              <w:t>✓</w:t>
+            </w:r>
+          </w:p>
+        </w:tc>
+        <w:tc>
+          <w:tcPr>
+            <w:tcW w:type="dxa" w:w="1987"/>
+          </w:tcPr>
+          <w:p>
+            <w:r>
+              <w:rPr>
+                <w:sz w:val="20"/>
+              </w:rPr>
+              <w:t>✗ (gated)</w:t>
+            </w:r>
+          </w:p>
+        </w:tc>
+        <w:tc>
+          <w:tcPr>
+            <w:tcW w:type="dxa" w:w="1987"/>
+          </w:tcPr>
+          <w:p>
+            <w:r>
+              <w:rPr>
+                <w:sz w:val="20"/>
+              </w:rPr>
+              <w:t>✗ (gated)</w:t>
+            </w:r>
+          </w:p>
+        </w:tc>
+      </w:tr>
+      <w:tr>
+        <w:tc>
+          <w:tcPr>
+            <w:tcW w:type="dxa" w:w="1987"/>
+          </w:tcPr>
+          <w:p>
+            <w:r>
+              <w:rPr>
+                <w:sz w:val="20"/>
+              </w:rPr>
+              <w:t>Apply to become a creator</w:t>
+            </w:r>
+          </w:p>
+        </w:tc>
+        <w:tc>
+          <w:tcPr>
+            <w:tcW w:type="dxa" w:w="1987"/>
+          </w:tcPr>
+          <w:p>
+            <w:r>
+              <w:rPr>
+                <w:sz w:val="20"/>
+              </w:rPr>
+              <w:t>✓</w:t>
+            </w:r>
+          </w:p>
+        </w:tc>
+        <w:tc>
+          <w:tcPr>
+            <w:tcW w:type="dxa" w:w="1987"/>
+          </w:tcPr>
+          <w:p>
+            <w:r>
+              <w:rPr>
+                <w:sz w:val="20"/>
+              </w:rPr>
+              <w:t>n/a</w:t>
+            </w:r>
+          </w:p>
+        </w:tc>
+        <w:tc>
+          <w:tcPr>
+            <w:tcW w:type="dxa" w:w="1987"/>
+          </w:tcPr>
+          <w:p>
+            <w:r>
+              <w:rPr>
+                <w:sz w:val="20"/>
+              </w:rPr>
+              <w:t>n/a</w:t>
+            </w:r>
+          </w:p>
+        </w:tc>
+        <w:tc>
+          <w:tcPr>
+            <w:tcW w:type="dxa" w:w="1987"/>
+          </w:tcPr>
+          <w:p>
+            <w:r>
+              <w:rPr>
+                <w:sz w:val="20"/>
+              </w:rPr>
+              <w:t>n/a</w:t>
+            </w:r>
+          </w:p>
+        </w:tc>
+      </w:tr>
+      <w:tr>
+        <w:tc>
+          <w:tcPr>
+            <w:tcW w:type="dxa" w:w="1987"/>
+          </w:tcPr>
+          <w:p>
+            <w:r>
+              <w:rPr>
+                <w:sz w:val="20"/>
+              </w:rPr>
+              <w:t>Publish series + episodes (roadmap — on progression branch)</w:t>
+            </w:r>
+          </w:p>
+        </w:tc>
+        <w:tc>
+          <w:tcPr>
+            <w:tcW w:type="dxa" w:w="1987"/>
+          </w:tcPr>
+          <w:p>
+            <w:r>
+              <w:rPr>
+                <w:sz w:val="20"/>
+              </w:rPr>
+              <w:t>✗</w:t>
+            </w:r>
+          </w:p>
+        </w:tc>
+        <w:tc>
+          <w:tcPr>
+            <w:tcW w:type="dxa" w:w="1987"/>
+          </w:tcPr>
+          <w:p>
+            <w:r>
+              <w:rPr>
+                <w:sz w:val="20"/>
+              </w:rPr>
+              <w:t>✓</w:t>
+            </w:r>
+          </w:p>
+        </w:tc>
+        <w:tc>
+          <w:tcPr>
+            <w:tcW w:type="dxa" w:w="1987"/>
+          </w:tcPr>
+          <w:p>
+            <w:r>
+              <w:rPr>
+                <w:sz w:val="20"/>
+              </w:rPr>
+              <w:t>—</w:t>
+            </w:r>
+          </w:p>
+        </w:tc>
+        <w:tc>
+          <w:tcPr>
+            <w:tcW w:type="dxa" w:w="1987"/>
+          </w:tcPr>
+          <w:p>
+            <w:r>
+              <w:rPr>
+                <w:sz w:val="20"/>
+              </w:rPr>
+              <w:t>✓</w:t>
+            </w:r>
+          </w:p>
+        </w:tc>
+      </w:tr>
+      <w:tr>
+        <w:tc>
+          <w:tcPr>
+            <w:tcW w:type="dxa" w:w="1987"/>
+          </w:tcPr>
+          <w:p>
+            <w:r>
+              <w:rPr>
+                <w:sz w:val="20"/>
+              </w:rPr>
+              <w:t>Approve / reject creator applications</w:t>
+            </w:r>
+          </w:p>
+        </w:tc>
+        <w:tc>
+          <w:tcPr>
+            <w:tcW w:type="dxa" w:w="1987"/>
+          </w:tcPr>
+          <w:p>
+            <w:r>
+              <w:rPr>
+                <w:sz w:val="20"/>
+              </w:rPr>
+              <w:t>✗</w:t>
+            </w:r>
+          </w:p>
+        </w:tc>
+        <w:tc>
+          <w:tcPr>
+            <w:tcW w:type="dxa" w:w="1987"/>
+          </w:tcPr>
+          <w:p>
+            <w:r>
+              <w:rPr>
+                <w:sz w:val="20"/>
+              </w:rPr>
+              <w:t>✗</w:t>
+            </w:r>
+          </w:p>
+        </w:tc>
+        <w:tc>
+          <w:tcPr>
+            <w:tcW w:type="dxa" w:w="1987"/>
+          </w:tcPr>
+          <w:p>
+            <w:r>
+              <w:rPr>
+                <w:sz w:val="20"/>
+              </w:rPr>
+              <w:t>✓</w:t>
+            </w:r>
+          </w:p>
+        </w:tc>
+        <w:tc>
+          <w:tcPr>
+            <w:tcW w:type="dxa" w:w="1987"/>
+          </w:tcPr>
+          <w:p>
+            <w:r>
+              <w:rPr>
+                <w:sz w:val="20"/>
+              </w:rPr>
+              <w:t>✓</w:t>
+            </w:r>
+          </w:p>
+        </w:tc>
+      </w:tr>
+      <w:tr>
+        <w:tc>
+          <w:tcPr>
+            <w:tcW w:type="dxa" w:w="1987"/>
+          </w:tcPr>
+          <w:p>
+            <w:r>
+              <w:rPr>
+                <w:sz w:val="20"/>
+              </w:rPr>
+              <w:t>See all users + edit / delete any (non-superadmin)</w:t>
+            </w:r>
+          </w:p>
+        </w:tc>
+        <w:tc>
+          <w:tcPr>
+            <w:tcW w:type="dxa" w:w="1987"/>
+          </w:tcPr>
+          <w:p>
+            <w:r>
+              <w:rPr>
+                <w:sz w:val="20"/>
+              </w:rPr>
+              <w:t>✗</w:t>
+            </w:r>
+          </w:p>
+        </w:tc>
+        <w:tc>
+          <w:tcPr>
+            <w:tcW w:type="dxa" w:w="1987"/>
+          </w:tcPr>
+          <w:p>
+            <w:r>
+              <w:rPr>
+                <w:sz w:val="20"/>
+              </w:rPr>
+              <w:t>✗</w:t>
+            </w:r>
+          </w:p>
+        </w:tc>
+        <w:tc>
+          <w:tcPr>
+            <w:tcW w:type="dxa" w:w="1987"/>
+          </w:tcPr>
+          <w:p>
+            <w:r>
+              <w:rPr>
+                <w:sz w:val="20"/>
+              </w:rPr>
+              <w:t>✗</w:t>
+            </w:r>
+          </w:p>
+        </w:tc>
+        <w:tc>
+          <w:tcPr>
+            <w:tcW w:type="dxa" w:w="1987"/>
+          </w:tcPr>
+          <w:p>
+            <w:r>
+              <w:rPr>
+                <w:sz w:val="20"/>
+              </w:rPr>
+              <w:t>✓</w:t>
+            </w:r>
+          </w:p>
+        </w:tc>
+      </w:tr>
+      <w:tr>
+        <w:tc>
+          <w:tcPr>
+            <w:tcW w:type="dxa" w:w="1987"/>
+          </w:tcPr>
+          <w:p>
+            <w:r>
+              <w:rPr>
+                <w:sz w:val="20"/>
+              </w:rPr>
+              <w:t>Grant / revoke subscriptions</w:t>
+            </w:r>
+          </w:p>
+        </w:tc>
+        <w:tc>
+          <w:tcPr>
+            <w:tcW w:type="dxa" w:w="1987"/>
+          </w:tcPr>
+          <w:p>
+            <w:r>
+              <w:rPr>
+                <w:sz w:val="20"/>
+              </w:rPr>
+              <w:t>✗</w:t>
+            </w:r>
+          </w:p>
+        </w:tc>
+        <w:tc>
+          <w:tcPr>
+            <w:tcW w:type="dxa" w:w="1987"/>
+          </w:tcPr>
+          <w:p>
+            <w:r>
+              <w:rPr>
+                <w:sz w:val="20"/>
+              </w:rPr>
+              <w:t>✗</w:t>
+            </w:r>
+          </w:p>
+        </w:tc>
+        <w:tc>
+          <w:tcPr>
+            <w:tcW w:type="dxa" w:w="1987"/>
+          </w:tcPr>
+          <w:p>
+            <w:r>
+              <w:rPr>
+                <w:sz w:val="20"/>
+              </w:rPr>
+              <w:t>✗</w:t>
+            </w:r>
+          </w:p>
+        </w:tc>
+        <w:tc>
+          <w:tcPr>
+            <w:tcW w:type="dxa" w:w="1987"/>
+          </w:tcPr>
+          <w:p>
+            <w:r>
+              <w:rPr>
+                <w:sz w:val="20"/>
+              </w:rPr>
+              <w:t>✓</w:t>
+            </w:r>
+          </w:p>
+        </w:tc>
+      </w:tr>
+      <w:tr>
+        <w:tc>
+          <w:tcPr>
+            <w:tcW w:type="dxa" w:w="1987"/>
+          </w:tcPr>
+          <w:p>
+            <w:r>
+              <w:rPr>
+                <w:sz w:val="20"/>
+              </w:rPr>
+              <w:t>Create moderators</w:t>
+            </w:r>
+          </w:p>
+        </w:tc>
+        <w:tc>
+          <w:tcPr>
+            <w:tcW w:type="dxa" w:w="1987"/>
+          </w:tcPr>
+          <w:p>
+            <w:r>
+              <w:rPr>
+                <w:sz w:val="20"/>
+              </w:rPr>
+              <w:t>✗</w:t>
+            </w:r>
+          </w:p>
+        </w:tc>
+        <w:tc>
+          <w:tcPr>
+            <w:tcW w:type="dxa" w:w="1987"/>
+          </w:tcPr>
+          <w:p>
+            <w:r>
+              <w:rPr>
+                <w:sz w:val="20"/>
+              </w:rPr>
+              <w:t>✗</w:t>
+            </w:r>
+          </w:p>
+        </w:tc>
+        <w:tc>
+          <w:tcPr>
+            <w:tcW w:type="dxa" w:w="1987"/>
+          </w:tcPr>
+          <w:p>
+            <w:r>
+              <w:rPr>
+                <w:sz w:val="20"/>
+              </w:rPr>
+              <w:t>✗</w:t>
+            </w:r>
+          </w:p>
+        </w:tc>
+        <w:tc>
+          <w:tcPr>
+            <w:tcW w:type="dxa" w:w="1987"/>
+          </w:tcPr>
+          <w:p>
+            <w:r>
+              <w:rPr>
+                <w:sz w:val="20"/>
+              </w:rPr>
+              <w:t>✓</w:t>
+            </w:r>
+          </w:p>
+        </w:tc>
+      </w:tr>
+      <w:tr>
+        <w:tc>
+          <w:tcPr>
+            <w:tcW w:type="dxa" w:w="1987"/>
+          </w:tcPr>
+          <w:p>
+            <w:r>
+              <w:rPr>
+                <w:sz w:val="20"/>
+              </w:rPr>
+              <w:t>Default route after login</w:t>
+            </w:r>
+          </w:p>
+        </w:tc>
+        <w:tc>
+          <w:tcPr>
+            <w:tcW w:type="dxa" w:w="1987"/>
+          </w:tcPr>
+          <w:p>
+            <w:r>
+              <w:rPr>
+                <w:sz w:val="20"/>
+              </w:rPr>
+              <w:t>/dashboard</w:t>
+            </w:r>
+          </w:p>
+        </w:tc>
+        <w:tc>
+          <w:tcPr>
+            <w:tcW w:type="dxa" w:w="1987"/>
+          </w:tcPr>
+          <w:p>
+            <w:r>
+              <w:rPr>
+                <w:sz w:val="20"/>
+              </w:rPr>
+              <w:t>/dashboard</w:t>
+            </w:r>
+          </w:p>
+        </w:tc>
+        <w:tc>
+          <w:tcPr>
+            <w:tcW w:type="dxa" w:w="1987"/>
+          </w:tcPr>
+          <w:p>
+            <w:r>
+              <w:rPr>
+                <w:sz w:val="20"/>
+              </w:rPr>
+              <w:t>/moderate/applications</w:t>
+            </w:r>
+          </w:p>
+        </w:tc>
+        <w:tc>
+          <w:tcPr>
+            <w:tcW w:type="dxa" w:w="1987"/>
+          </w:tcPr>
+          <w:p>
+            <w:r>
+              <w:rPr>
+                <w:sz w:val="20"/>
+              </w:rPr>
+              <w:t>/admin/customers</w:t>
             </w:r>
           </w:p>
         </w:tc>
       </w:tr>
     </w:tbl>
+    <w:p>
+      <w:pPr>
+        <w:spacing w:before="200" w:after="40"/>
+      </w:pPr>
+      <w:r>
+        <w:rPr>
+          <w:b/>
+          <w:color w:val="AD6B2D"/>
+          <w:sz w:val="28"/>
+        </w:rPr>
+        <w:t>Tier model</w:t>
+      </w:r>
+    </w:p>
+    <w:p>
+      <w:pPr>
+        <w:spacing w:after="80"/>
+      </w:pPr>
+      <w:r>
+        <w:rPr>
+          <w:sz w:val="22"/>
+        </w:rPr>
+        <w:t>Tier is computed from active Subscription rows, not stored on the user. A user is 'premium' if there's a subscription with tier='premium' whose [start_date, end_date] interval covers now; otherwise 'standard'. The TierBadge in the sidebar reflects this live. Premium is granted by a Superadmin via the customer edit page → Subscription manager → Add subscription popup. Self-serve checkout (Stripe) is a roadmap item.</w:t>
+      </w:r>
+    </w:p>
     <w:p>
       <w:pPr>
         <w:spacing w:before="200" w:after="40"/>
@@ -785,7 +1437,7 @@
           <w:color w:val="443C3C"/>
           <w:sz w:val="24"/>
         </w:rPr>
-        <w:t>A.  New user — first 90 seconds</w:t>
+        <w:t>A. New customer — first 90 seconds</w:t>
       </w:r>
     </w:p>
     <w:p>
@@ -796,7 +1448,7 @@
         <w:rPr>
           <w:sz w:val="22"/>
         </w:rPr>
-        <w:t>Visitor opens the landing page → clicks Begin → /signup.</w:t>
+        <w:t>Visitor opens landing page → Begin gently → /signup.</w:t>
       </w:r>
     </w:p>
     <w:p>
@@ -807,7 +1459,7 @@
         <w:rPr>
           <w:sz w:val="22"/>
         </w:rPr>
-        <w:t>Submits username + password (email optional) → JWT cookie set → redirect to /onboarding.</w:t>
+        <w:t>Submits username + password (confirm-password gate) + optional email → JWT cookie set → loginAction routes to /onboarding (or /admin/customers / /moderate/applications by role).</w:t>
       </w:r>
     </w:p>
     <w:p>
@@ -818,7 +1470,7 @@
         <w:rPr>
           <w:sz w:val="22"/>
         </w:rPr>
-        <w:t>Walks four cards: Welcome → Intention → Focus → Begin.</w:t>
+        <w:t>Walks four cards: Welcome → Intention → Focus → Begin. Skip-for-now is always present.</w:t>
       </w:r>
     </w:p>
     <w:p>
@@ -840,7 +1492,7 @@
         <w:rPr>
           <w:sz w:val="22"/>
         </w:rPr>
-        <w:t>Land on /dashboard. Today's three small steps appear (Arrive / Notice / Reflect).</w:t>
+        <w:t>Lands on /dashboard. Today's three small steps (Arrive / Notice / Reflect) appear.</w:t>
       </w:r>
     </w:p>
     <w:p>
@@ -853,7 +1505,7 @@
           <w:color w:val="443C3C"/>
           <w:sz w:val="24"/>
         </w:rPr>
-        <w:t>B.  Daily ritual loop</w:t>
+        <w:t>B. Daily ritual loop</w:t>
       </w:r>
     </w:p>
     <w:p>
@@ -864,7 +1516,7 @@
         <w:rPr>
           <w:sz w:val="22"/>
         </w:rPr>
-        <w:t>Open the app. /v1/dashboard/today returns step state for the current calendar day.</w:t>
+        <w:t>Step 1 — Arrive → /companion → send any message → done.</w:t>
       </w:r>
     </w:p>
     <w:p>
@@ -875,7 +1527,7 @@
         <w:rPr>
           <w:sz w:val="22"/>
         </w:rPr>
-        <w:t>Step 1 (Arrive) → /companion → send any message → done.</w:t>
+        <w:t>Step 2 — Notice → /watch → play any episode 60+ seconds → done.</w:t>
       </w:r>
     </w:p>
     <w:p>
@@ -886,29 +1538,7 @@
         <w:rPr>
           <w:sz w:val="22"/>
         </w:rPr>
-        <w:t>Step 2 (Notice) → /watch → play any episode for 60+ seconds → done.</w:t>
-      </w:r>
-    </w:p>
-    <w:p>
-      <w:pPr>
-        <w:pStyle w:val="ListNumber"/>
-      </w:pPr>
-      <w:r>
-        <w:rPr>
-          <w:sz w:val="22"/>
-        </w:rPr>
-        <w:t>Step 3 (Reflect) → /reflect/new → save any entry → done.</w:t>
-      </w:r>
-    </w:p>
-    <w:p>
-      <w:pPr>
-        <w:pStyle w:val="ListNumber"/>
-      </w:pPr>
-      <w:r>
-        <w:rPr>
-          <w:sz w:val="22"/>
-        </w:rPr>
-        <w:t>All-three-done increments the streak (computed from reflection history).</w:t>
+        <w:t>Step 3 — Reflect → /reflect/new → save any entry → done. Streak +1 when all three done.</w:t>
       </w:r>
     </w:p>
     <w:p>
@@ -921,7 +1551,7 @@
           <w:color w:val="443C3C"/>
           <w:sz w:val="24"/>
         </w:rPr>
-        <w:t>C.  Member → Creator promotion</w:t>
+        <w:t>C. Public creator application</w:t>
       </w:r>
     </w:p>
     <w:p>
@@ -932,7 +1562,7 @@
         <w:rPr>
           <w:sz w:val="22"/>
         </w:rPr>
-        <w:t>Member opens /creator/apply → submits pitch → status=pending.</w:t>
+        <w:t>Visitor clicks 'Apply as creator' in landing nav or footer (works while logged-out too).</w:t>
       </w:r>
     </w:p>
     <w:p>
@@ -943,7 +1573,7 @@
         <w:rPr>
           <w:sz w:val="22"/>
         </w:rPr>
-        <w:t>Admin opens /admin → Creator Applications → Approve.</w:t>
+        <w:t>Fills the /apply form: full name, email, username, password, pitch, links[], attachments[].</w:t>
       </w:r>
     </w:p>
     <w:p>
@@ -954,7 +1584,7 @@
         <w:rPr>
           <w:sz w:val="22"/>
         </w:rPr>
-        <w:t>User.role flips to creator; sidebar gains Studio link on next nav.</w:t>
+        <w:t>Submit → POST /v1/creator-applications creates the User AND the CreatorApplication atomically + returns a JWT.</w:t>
       </w:r>
     </w:p>
     <w:p>
@@ -965,7 +1595,29 @@
         <w:rPr>
           <w:sz w:val="22"/>
         </w:rPr>
-        <w:t>Creator opens /creator/series/new → publishes a series + episodes.</w:t>
+        <w:t>Auto-logged-in and redirected to /under-review. (app)/layout gates the user — they cannot escape until decided.</w:t>
+      </w:r>
+    </w:p>
+    <w:p>
+      <w:pPr>
+        <w:pStyle w:val="ListNumber"/>
+      </w:pPr>
+      <w:r>
+        <w:rPr>
+          <w:sz w:val="22"/>
+        </w:rPr>
+        <w:t>Moderator opens /moderate/applications → reads pitch + links + attachments → writes optional note → Approve or Reject.</w:t>
+      </w:r>
+    </w:p>
+    <w:p>
+      <w:pPr>
+        <w:pStyle w:val="ListNumber"/>
+      </w:pPr>
+      <w:r>
+        <w:rPr>
+          <w:sz w:val="22"/>
+        </w:rPr>
+        <w:t>Approve flips applicant's role to creator, releases the gate, fires application_approved notification. Reject keeps role customer, fires application_rejected notification.</w:t>
       </w:r>
     </w:p>
     <w:p>
@@ -978,7 +1630,7 @@
           <w:color w:val="443C3C"/>
           <w:sz w:val="24"/>
         </w:rPr>
-        <w:t>D.  Crisis safety</w:t>
+        <w:t>D. Superadmin lifecycle ops</w:t>
       </w:r>
     </w:p>
     <w:p>
@@ -989,7 +1641,7 @@
         <w:rPr>
           <w:sz w:val="22"/>
         </w:rPr>
-        <w:t>User message hits the conservative crisis regex (suicide / self-harm / want to die / etc).</w:t>
+        <w:t>/admin/customers (or /creators / /moderators) — role-locked tab. Tap a stat tile to filter (Premium / Standard / Pending apps / etc.). Selected tile gets an amber glow ring.</w:t>
       </w:r>
     </w:p>
     <w:p>
@@ -1000,7 +1652,7 @@
         <w:rPr>
           <w:sz w:val="22"/>
         </w:rPr>
-        <w:t>Companion still replies kindly; UI surfaces an inline 'Stay with someone tonight' card.</w:t>
+        <w:t>Row → ✎ Edit → /admin/customers/[id] → edit identity, role, active flag + Subscription manager.</w:t>
       </w:r>
     </w:p>
     <w:p>
@@ -1011,7 +1663,7 @@
         <w:rPr>
           <w:sz w:val="22"/>
         </w:rPr>
-        <w:t>Card lists region-agnostic helplines (India / US-Canada / UK-ROI / global directory).</w:t>
+        <w:t>Add Subscription popup → tier dropdown + start/end date pickers + note → save. Tier flips immediately + notification fires.</w:t>
       </w:r>
     </w:p>
     <w:p>
@@ -1022,7 +1674,99 @@
         <w:rPr>
           <w:sz w:val="22"/>
         </w:rPr>
-        <w:t>No app state changes; the conversation continues normally.</w:t>
+        <w:t>Row → 🗑 Delete → confirm-type-username modal → cascading delete. Blocked for superadmin targets.</w:t>
+      </w:r>
+    </w:p>
+    <w:p>
+      <w:pPr>
+        <w:pStyle w:val="ListNumber"/>
+      </w:pPr>
+      <w:r>
+        <w:rPr>
+          <w:sz w:val="22"/>
+        </w:rPr>
+        <w:t>/admin/moderators → Create moderator popup → seeds an account with role=moderator + moderator_promoted notification.</w:t>
+      </w:r>
+    </w:p>
+    <w:p>
+      <w:pPr>
+        <w:spacing w:before="120" w:after="40"/>
+      </w:pPr>
+      <w:r>
+        <w:rPr>
+          <w:b/>
+          <w:color w:val="443C3C"/>
+          <w:sz w:val="24"/>
+        </w:rPr>
+        <w:t>E. Crisis safety</w:t>
+      </w:r>
+    </w:p>
+    <w:p>
+      <w:pPr>
+        <w:pStyle w:val="ListNumber"/>
+      </w:pPr>
+      <w:r>
+        <w:rPr>
+          <w:sz w:val="22"/>
+        </w:rPr>
+        <w:t>User message hits the conservative crisis regex (suicide / self-harm / want to die / etc.) in either Companion OR Glimmora Guide.</w:t>
+      </w:r>
+    </w:p>
+    <w:p>
+      <w:pPr>
+        <w:pStyle w:val="ListNumber"/>
+      </w:pPr>
+      <w:r>
+        <w:rPr>
+          <w:sz w:val="22"/>
+        </w:rPr>
+        <w:t>Companion: inline 'Stay with someone tonight' card surfaces with region-aware helplines. The conversation continues normally.</w:t>
+      </w:r>
+    </w:p>
+    <w:p>
+      <w:pPr>
+        <w:pStyle w:val="ListNumber"/>
+      </w:pPr>
+      <w:r>
+        <w:rPr>
+          <w:sz w:val="22"/>
+        </w:rPr>
+        <w:t>Glimmora Guide: bot's CRISIS HANDLING prompt block fires — leads with warmth, lists helplines directly in the reply, points to Companion.</w:t>
+      </w:r>
+    </w:p>
+    <w:p>
+      <w:pPr>
+        <w:spacing w:before="200" w:after="40"/>
+      </w:pPr>
+      <w:r>
+        <w:rPr>
+          <w:b/>
+          <w:color w:val="AD6B2D"/>
+          <w:sz w:val="28"/>
+        </w:rPr>
+        <w:t>Glimmora Guide (in-app help bot)</w:t>
+      </w:r>
+    </w:p>
+    <w:p>
+      <w:pPr>
+        <w:spacing w:after="80"/>
+      </w:pPr>
+      <w:r>
+        <w:rPr>
+          <w:sz w:val="22"/>
+        </w:rPr>
+        <w:t>A floating amber bubble (lives in root layout — appears on every page including landing + auth + admin). Left-click opens a 360×460 glass chat panel; right-click + drag repositions and persists to localStorage. Panel smart-edges so it never goes off-screen.</w:t>
+      </w:r>
+    </w:p>
+    <w:p>
+      <w:pPr>
+        <w:spacing w:after="80"/>
+      </w:pPr>
+      <w:r>
+        <w:rPr>
+          <w:sz w:val="22"/>
+        </w:rPr>
+        <w:t>Backend (/v1/support/chat) is grounded in a hand-curated system prompt covering every flow, every role, every tier, every notification trigger. Auth is OPTIONAL — when present, the user's role + tier are added to the context so answers are tailored. Uses gpt-4o-mini at temperature 0.3 (consistency over creativity). Graceful keyword fallback when the OpenAI key is missing.</w:t>
       </w:r>
     </w:p>
     <w:p>
@@ -1059,7 +1803,7 @@
         <w:rPr>
           <w:sz w:val="22"/>
         </w:rPr>
-        <w:t>JWT (HS256, 24h) issued by the API on signup/login. Stored as an httpOnly cookie named glimmora_session by the Next.js layer. Every Next-side server fetch forwards it as Authorization: Bearer. Middleware redirects un-authed users on protected routes; the (app) layout redirects un-onboarded users to /onboarding.</w:t>
+        <w:t>JWT (HS256, 24h) issued by the API on signup/login. Stored in an httpOnly cookie named glimmora_session by the Next.js layer. Every Next-side server fetch forwards it as Authorization: Bearer. loginAction (apps/web/src/lib/auth-actions.ts) routes the user to their correct landing page in a SINGLE redirect, based on role + onboarding state + pending creator application — no blank flash.</w:t>
       </w:r>
     </w:p>
     <w:p>
@@ -1083,7 +1827,7 @@
         <w:rPr>
           <w:sz w:val="22"/>
         </w:rPr>
-        <w:t>Role check is server-side per endpoint. Role hierarchy: superadmin &gt; admin &gt; creator &gt; member. Tier (free / premium) gates content; admin/superadmin bypass tier for moderation.</w:t>
+        <w:t>Server-side per endpoint. Role hierarchy is additive: superadmin &gt; moderator &gt; creator &gt; customer. The (app)/layout has an early-return for users with a pending creator application — they're gated on /under-review until decided, regardless of role.</w:t>
       </w:r>
     </w:p>
     <w:p>
@@ -1096,7 +1840,7 @@
           <w:color w:val="443C3C"/>
           <w:sz w:val="24"/>
         </w:rPr>
-        <w:t>AI orchestration</w:t>
+        <w:t>Visual design</w:t>
       </w:r>
     </w:p>
     <w:p>
@@ -1107,31 +1851,7 @@
         <w:rPr>
           <w:sz w:val="22"/>
         </w:rPr>
-        <w:t>ai/companion.py exposes one entrypoint respond(). With OPENAI_API_KEY set it calls the configured model (default gpt-4o-mini), classifies emotion, generates a reply, suggests a reflection prompt, and recommends 0–3 episodes. Without a key, it falls back to a deterministic emotion lexicon + opening map. Memory window: 8 turns for free, 32 for premium.</w:t>
-      </w:r>
-    </w:p>
-    <w:p>
-      <w:pPr>
-        <w:spacing w:before="120" w:after="40"/>
-      </w:pPr>
-      <w:r>
-        <w:rPr>
-          <w:b/>
-          <w:color w:val="443C3C"/>
-          <w:sz w:val="24"/>
-        </w:rPr>
-        <w:t>Privacy &amp; data ownership</w:t>
-      </w:r>
-    </w:p>
-    <w:p>
-      <w:pPr>
-        <w:spacing w:after="80"/>
-      </w:pPr>
-      <w:r>
-        <w:rPr>
-          <w:sz w:val="22"/>
-        </w:rPr>
-        <w:t>Every endpoint is scoped to user.id at the SQL level. /v1/users/me/export returns a complete JSON dump (user, reflections, conversations, watch progress, posts). /v1/users/me DELETE cascades to every owned row. Superadmin accounts cannot self-delete.</w:t>
+        <w:t>Warm-neutral palette (ink + glimmer), no cool colors. The body background is an inlined SVG of heavily-blurred warm bokeh circles (dark mode darker, light mode cream); a fractal grain overlay prevents the bg from reading as flat. All admin surfaces use glassmorphic stat tiles (backdrop-blur 22px, translucent bg, top-edge highlight, warm glow halo). The app shell is chrome-less on desktop — the sidebar and topbar utility cluster float directly on the bokeh with no container chrome.</w:t>
       </w:r>
     </w:p>
     <w:sectPr>
